--- a/docs/files/f16_背调报告-亿滋-供应链部门管理培训生-苏州（2027届）（供应链运营）.docx
+++ b/docs/files/f16_背调报告-亿滋-供应链部门管理培训生-苏州（2027届）（供应链运营）.docx
@@ -6031,7 +6031,7 @@
           <w:rFonts w:eastAsia="宋体" w:ascii="Times New Roman" w:hAnsi="Times New Roman"/>
           <w:b/>
         </w:rPr>
-        <w:t>8.6 分 / 83 分·冲刺档</w:t>
+        <w:t>8.6 分 / 78 分·稳妥档</w:t>
       </w:r>
       <w:r>
         <w:rPr>
@@ -6044,13 +6044,13 @@
           <w:rFonts w:eastAsia="宋体" w:ascii="Times New Roman" w:hAnsi="Times New Roman"/>
           <w:b/>
         </w:rPr>
-        <w:t>7.8 分 / 79 分·稳妥档</w:t>
-      </w:r>
-      <w:r>
-        <w:rPr>
-          <w:rFonts w:eastAsia="宋体" w:ascii="Times New Roman" w:hAnsi="Times New Roman"/>
-        </w:rPr>
-        <w:t>（地域 6.0、城市与岗位形态双不符）。</w:t>
+        <w:t>7.8 分 / 74 分·稳妥档</w:t>
+      </w:r>
+      <w:r>
+        <w:rPr>
+          <w:rFonts w:eastAsia="宋体" w:ascii="Times New Roman" w:hAnsi="Times New Roman"/>
+        </w:rPr>
+        <w:t>（地域 6.0、城市与岗位形态双不符）　_（2026-09-27 口径刷新：两岗「氛围与成长」维度各扣 5 分，83 / 79 调整为 78 / 74；综合评分 8.6 / 7.8 不受影响）_。</w:t>
       </w:r>
       <w:r>
         <w:rPr>
